--- a/docs/01_프로젝트_기획서.docx
+++ b/docs/01_프로젝트_기획서.docx
@@ -197,7 +197,16 @@
           <w:p>
             <w:r/>
             <w:r>
-              <w:t>초안 v0.1 — 패들릿 설계 본문 + Claude·ChatGPT 기획서 2종을 한 문서로 종합, 1단계 = 브라우저에서 도는 근거 한정 RAG(조항 단위 나누기 · BM25 · 근거 판정 · 인용 강제 프롬프트 · 답 사후 검증 · 되묻기 · 답이 있는 후속 질문 · 기록 · 골든셋), 2단계 = M365 폴더 연동 · 팀 공유 · 사내 LLM 자동 검증 · Python/팔란티어 운영</w:t>
+              <w:t xml:space="preserve">초안 v0.2 (2026-09-30 오후) — 수강생 추가 요청으로 인증 분야에 </w:t>
+            </w:r>
+            <w:r>
+              <w:rPr>
+                <w:b/>
+              </w:rPr>
+              <w:t>사이버 보안(Cybersecurity)</w:t>
+            </w:r>
+            <w:r>
+              <w:t xml:space="preserve"> 추가(11장). v0.1: 패들릿 설계 본문 + Claude·ChatGPT 기획서 2종을 한 문서로 종합, 1단계 = 브라우저에서 도는 근거 한정 RAG(조항 단위 나누기 · BM25 · 근거 판정 · 인용 강제 프롬프트 · 답 사후 검증 · 되묻기 · 답이 있는 후속 질문 · 기록 · 골든셋), 2단계 = M365 폴더 연동 · 팀 공유 · 사내 LLM 자동 검증 · Python/팔란티어 운영</w:t>
             </w:r>
           </w:p>
         </w:tc>
@@ -263,7 +272,7 @@
         <w:pStyle w:val="ListBullet"/>
       </w:pPr>
       <w:r>
-        <w:t>건설기계는 판매 국가마다 배출가스 · 안전 · 소음 · 전자기적합성(EMC) · 기능안전 · 형식승인 인증 규제가 다르고, 규제는 계속 개정됩니다.</w:t>
+        <w:t>건설기계는 판매 국가마다 배출가스 · 안전 · 소음 · 전자기적합성(EMC) · 기능안전 · 사이버 보안 · 형식승인 인증 규제가 다르고, 규제는 계속 개정됩니다.</w:t>
       </w:r>
     </w:p>
     <w:p>
@@ -1547,7 +1556,7 @@
           <w:p>
             <w:r/>
             <w:r>
-              <w:t>문서 코드(인용 ID 머리) · 이름 · 국가(「공통(사내)」은 어느 나라 질문에도 함께) · 인증 분야(배출가스 · 안전 · 소음 · EMC · 기능안전 · 형식승인 · 기타) · 개정일 · 시행일 · 상태(운영 · 검수 중 · 구버전) · 출처. 파일에서 추정하지 않고 직접 적음</w:t>
+              <w:t>문서 코드(인용 ID 머리) · 이름 · 국가(「공통(사내)」은 어느 나라 질문에도 함께) · 인증 분야(배출가스 · 안전 · 소음 · EMC · 기능안전 · 사이버 보안(Cybersecurity) · 형식승인 · 기타 — 사이버 보안은 v0.2 추가) · 개정일 · 시행일 · 상태(운영 · 검수 중 · 구버전) · 출처. 파일에서 추정하지 않고 직접 적음</w:t>
             </w:r>
           </w:p>
         </w:tc>
@@ -3089,7 +3098,7 @@
         <w:t>메타데이터 규칙</w:t>
       </w:r>
       <w:r>
-        <w:t xml:space="preserve"> — 파일 이름이나 폴더에 국가 · 분야 · 개정일 · 시행일이 들어가는 규칙이 있나요? 있으면 넣을 때 자동으로 채우겠습니다. 인증 분야 7가지(배출가스 · 안전 · 소음 · EMC · 기능안전 · 형식승인 · 기타)가 맞나요?</w:t>
+        <w:t xml:space="preserve"> — 파일 이름이나 폴더에 국가 · 분야 · 개정일 · 시행일이 들어가는 규칙이 있나요? 있으면 넣을 때 자동으로 채우겠습니다. 인증 분야는 2026-09-30 답변으로 사이버 보안을 더해 8가지(배출가스 · 안전 · 소음 · EMC · 기능안전 · 사이버 보안 · 형식승인 · 기타)가 되었습니다(11장). 그 밖에 더하거나 나눌 분야가 있으면 알려 주세요.</w:t>
       </w:r>
     </w:p>
     <w:p>
@@ -3188,6 +3197,438 @@
       </w:r>
       <w:r>
         <w:t xml:space="preserve"> — 1단계는 한 사람의 브라우저에 저장됩니다. 인증팀이 문서를 올리고 현업이 읽는 공유가 필요하면 사내에서 쓸 수 있는 DB · 로그인(Entra ID 등)을 알려 주세요.</w:t>
+      </w:r>
+    </w:p>
+    <w:p>
+      <w:pPr>
+        <w:pStyle w:val="Heading1"/>
+      </w:pPr>
+      <w:r>
+        <w:t>11. 2026-09-30 수강생 추가 요청 반영</w:t>
+      </w:r>
+    </w:p>
+    <w:p>
+      <w:pPr>
+        <w:pStyle w:val="Heading2"/>
+      </w:pPr>
+      <w:r>
+        <w:t>11.1 요청 원문</w:t>
+      </w:r>
+    </w:p>
+    <w:p>
+      <w:pPr>
+        <w:pStyle w:val="Quote"/>
+      </w:pPr>
+      <w:r>
+        <w:rPr>
+          <w:b/>
+        </w:rPr>
+        <w:t>보완 필요 사항 : 인증 분야 조건 출력관련</w:t>
+      </w:r>
+      <w:r>
+        <w:t xml:space="preserve"> (2026-09-30 04:02 UTC, 패들릿)</w:t>
+      </w:r>
+    </w:p>
+    <w:p>
+      <w:pPr>
+        <w:pStyle w:val="Quote"/>
+      </w:pPr>
+      <w:r>
+        <w:t>기존 정리는 잘 되어 있습니다. 다만 현재 이슈로 이후 관리가 될 항목으로 "시어버 보안"이 추가되면 좋겠습니다</w:t>
+      </w:r>
+    </w:p>
+    <w:p>
+      <w:r>
+        <w:t xml:space="preserve">(「시어버 보안」은 「사이버 보안」의 오타로 읽었습니다. 원문 저장: </w:t>
+      </w:r>
+      <w:r>
+        <w:rPr>
+          <w:rFonts w:ascii="Consolas" w:hAnsi="Consolas"/>
+        </w:rPr>
+        <w:t>docs/source/2026-09-30_패들릿_추가요청.md</w:t>
+      </w:r>
+      <w:r>
+        <w:t>)</w:t>
+      </w:r>
+    </w:p>
+    <w:p>
+      <w:r>
+        <w:t xml:space="preserve">10장 질문 4(인증 분야 7가지가 맞나요?)에 대한 답으로 보고, </w:t>
+      </w:r>
+      <w:r>
+        <w:rPr>
+          <w:b/>
+        </w:rPr>
+        <w:t>나머지 분야는 확인됨 + 사이버 보안 추가</w:t>
+      </w:r>
+      <w:r>
+        <w:t>로 확정했습니다.</w:t>
+      </w:r>
+    </w:p>
+    <w:p>
+      <w:pPr>
+        <w:pStyle w:val="Heading2"/>
+      </w:pPr>
+      <w:r>
+        <w:t>11.2 반영 방식</w:t>
+      </w:r>
+    </w:p>
+    <w:tbl>
+      <w:tblPr>
+        <w:tblStyle w:val="TableGrid"/>
+        <w:tblW w:type="auto" w:w="0"/>
+        <w:tblLook w:firstColumn="1" w:firstRow="1" w:lastColumn="0" w:lastRow="0" w:noHBand="0" w:noVBand="1" w:val="04A0"/>
+      </w:tblPr>
+      <w:tblGrid>
+        <w:gridCol w:w="4320"/>
+        <w:gridCol w:w="4320"/>
+      </w:tblGrid>
+      <w:tr>
+        <w:tc>
+          <w:tcPr>
+            <w:tcW w:type="dxa" w:w="4320"/>
+          </w:tcPr>
+          <w:p>
+            <w:r>
+              <w:rPr>
+                <w:b/>
+              </w:rPr>
+            </w:r>
+            <w:r>
+              <w:rPr>
+                <w:b/>
+              </w:rPr>
+              <w:t>자리</w:t>
+            </w:r>
+          </w:p>
+        </w:tc>
+        <w:tc>
+          <w:tcPr>
+            <w:tcW w:type="dxa" w:w="4320"/>
+          </w:tcPr>
+          <w:p>
+            <w:r>
+              <w:rPr>
+                <w:b/>
+              </w:rPr>
+            </w:r>
+            <w:r>
+              <w:rPr>
+                <w:b/>
+              </w:rPr>
+              <w:t>바꾼 것</w:t>
+            </w:r>
+          </w:p>
+        </w:tc>
+      </w:tr>
+      <w:tr>
+        <w:tc>
+          <w:tcPr>
+            <w:tcW w:type="dxa" w:w="4320"/>
+          </w:tcPr>
+          <w:p>
+            <w:r/>
+            <w:r>
+              <w:t>분야 목록(</w:t>
+            </w:r>
+            <w:r>
+              <w:rPr>
+                <w:rFonts w:ascii="Consolas" w:hAnsi="Consolas"/>
+              </w:rPr>
+              <w:t>js/logic.js</w:t>
+            </w:r>
+            <w:r>
+              <w:t xml:space="preserve"> FIELDS)</w:t>
+            </w:r>
+          </w:p>
+        </w:tc>
+        <w:tc>
+          <w:tcPr>
+            <w:tcW w:type="dxa" w:w="4320"/>
+          </w:tcPr>
+          <w:p>
+            <w:r/>
+            <w:r>
+              <w:rPr>
+                <w:rFonts w:ascii="Consolas" w:hAnsi="Consolas"/>
+              </w:rPr>
+              <w:t>사이버 보안</w:t>
+            </w:r>
+            <w:r>
+              <w:t xml:space="preserve"> 추가 — 저장값은 한글, 화면 · 프롬프트에는 </w:t>
+            </w:r>
+            <w:r>
+              <w:rPr>
+                <w:b/>
+              </w:rPr>
+              <w:t>「사이버 보안 (Cybersecurity)」</w:t>
+            </w:r>
+            <w:r>
+              <w:t xml:space="preserve"> 로 표시. 문서 메타데이터의 분야 고르기, 질문하기의 「인증 분야 조건」 거르기, 문서 목록 · 근거 카드 · 판정 조건 줄에 모두 나옵니다</w:t>
+            </w:r>
+          </w:p>
+        </w:tc>
+      </w:tr>
+      <w:tr>
+        <w:tc>
+          <w:tcPr>
+            <w:tcW w:type="dxa" w:w="4320"/>
+          </w:tcPr>
+          <w:p>
+            <w:r/>
+            <w:r>
+              <w:t>질문에서 분야 읽기</w:t>
+            </w:r>
+          </w:p>
+        </w:tc>
+        <w:tc>
+          <w:tcPr>
+            <w:tcW w:type="dxa" w:w="4320"/>
+          </w:tcPr>
+          <w:p>
+            <w:r/>
+            <w:r>
+              <w:t xml:space="preserve">사이버 · 보안 · Cybersecurity · 해킹 · 취약점 · 침해 · 악성코드 · 소프트웨어 업데이트 · 무선 업데이트 · 펌웨어 · SBOM · 소프트웨어 구성 명세 · 암호화 · 접근 통제 · 원격 접속 → 사이버 보안. </w:t>
+            </w:r>
+            <w:r>
+              <w:rPr>
+                <w:b/>
+              </w:rPr>
+              <w:t>다른 분야보다 먼저</w:t>
+            </w:r>
+            <w:r>
+              <w:t xml:space="preserve"> 보므로 「원격 접속 보안 안전 요건」처럼 「안전」이 섞여도 사이버 보안으로 읽습니다</w:t>
+            </w:r>
+          </w:p>
+        </w:tc>
+      </w:tr>
+      <w:tr>
+        <w:tc>
+          <w:tcPr>
+            <w:tcW w:type="dxa" w:w="4320"/>
+          </w:tcPr>
+          <w:p>
+            <w:r/>
+            <w:r>
+              <w:t>다른 표기 맞추기</w:t>
+            </w:r>
+          </w:p>
+        </w:tc>
+        <w:tc>
+          <w:tcPr>
+            <w:tcW w:type="dxa" w:w="4320"/>
+          </w:tcPr>
+          <w:p>
+            <w:r/>
+            <w:r>
+              <w:t>백업 · 파일에서 「사이버보안」 · 「Cybersecurity」 · 「cyber security」로 적힌 분야도 사이버 보안으로 저장(목록 밖 값은 종전대로 「기타」)</w:t>
+            </w:r>
+          </w:p>
+        </w:tc>
+      </w:tr>
+      <w:tr>
+        <w:tc>
+          <w:tcPr>
+            <w:tcW w:type="dxa" w:w="4320"/>
+          </w:tcPr>
+          <w:p>
+            <w:r/>
+            <w:r>
+              <w:t>DB(</w:t>
+            </w:r>
+            <w:r>
+              <w:rPr>
+                <w:rFonts w:ascii="Consolas" w:hAnsi="Consolas"/>
+              </w:rPr>
+              <w:t>supabase/schema.sql</w:t>
+            </w:r>
+            <w:r>
+              <w:t>)</w:t>
+            </w:r>
+          </w:p>
+        </w:tc>
+        <w:tc>
+          <w:tcPr>
+            <w:tcW w:type="dxa" w:w="4320"/>
+          </w:tcPr>
+          <w:p>
+            <w:r/>
+            <w:r>
+              <w:rPr>
+                <w:rFonts w:ascii="Consolas" w:hAnsi="Consolas"/>
+              </w:rPr>
+              <w:t>kb_document.field</w:t>
+            </w:r>
+            <w:r>
+              <w:t xml:space="preserve"> 허용 값에 </w:t>
+            </w:r>
+            <w:r>
+              <w:rPr>
+                <w:rFonts w:ascii="Consolas" w:hAnsi="Consolas"/>
+              </w:rPr>
+              <w:t>사이버 보안</w:t>
+            </w:r>
+            <w:r>
+              <w:t xml:space="preserve"> 추가. 이름 붙은 제약(</w:t>
+            </w:r>
+            <w:r>
+              <w:rPr>
+                <w:rFonts w:ascii="Consolas" w:hAnsi="Consolas"/>
+              </w:rPr>
+              <w:t>kb_document_field_check</w:t>
+            </w:r>
+            <w:r>
+              <w:t xml:space="preserve">)을 지우고 다시 만드는 방식이라 </w:t>
+            </w:r>
+            <w:r>
+              <w:rPr>
+                <w:b/>
+              </w:rPr>
+              <w:t>이미 만든 DB 에 다시 실행해도</w:t>
+            </w:r>
+            <w:r>
+              <w:t xml:space="preserve"> 새 목록이 됩니다. 화면 목록과 DB 목록이 같은지 테스트가 대조합니다</w:t>
+            </w:r>
+          </w:p>
+        </w:tc>
+      </w:tr>
+      <w:tr>
+        <w:tc>
+          <w:tcPr>
+            <w:tcW w:type="dxa" w:w="4320"/>
+          </w:tcPr>
+          <w:p>
+            <w:r/>
+            <w:r>
+              <w:t>가상 샘플</w:t>
+            </w:r>
+          </w:p>
+        </w:tc>
+        <w:tc>
+          <w:tcPr>
+            <w:tcW w:type="dxa" w:w="4320"/>
+          </w:tcPr>
+          <w:p>
+            <w:r/>
+            <w:r>
+              <w:t xml:space="preserve">사이버 보안 가상 문서 2개 추가 — </w:t>
+            </w:r>
+            <w:r>
+              <w:rPr>
+                <w:rFonts w:ascii="Consolas" w:hAnsi="Consolas"/>
+              </w:rPr>
+              <w:t>BET-CS-2026</w:t>
+            </w:r>
+            <w:r>
+              <w:t xml:space="preserve"> 베타국 건설기계 사이버 보안 요건(조문형: 취약점 관리 · 소프트웨어 업데이트 · 접근 통제 · SBOM · 보안 지원 기간), </w:t>
+            </w:r>
+            <w:r>
+              <w:rPr>
+                <w:rFonts w:ascii="Consolas" w:hAnsi="Consolas"/>
+              </w:rPr>
+              <w:t>GAM-CS-2026</w:t>
+            </w:r>
+            <w:r>
+              <w:t xml:space="preserve"> 감마연합 이동식 기계 사이버 보안 지침(절 번호형: 통신 암호화 · 보안 기능 보호 · 보안 사고 보고 · 기록 보관, 시행 전 문서). 나라 · 조항 · 숫자 모두 지어낸 것이며 실제 규정 문장이나 번호를 옮기지 않았습니다. 가상 샘플은 6개 → 8개</w:t>
+            </w:r>
+          </w:p>
+        </w:tc>
+      </w:tr>
+      <w:tr>
+        <w:tc>
+          <w:tcPr>
+            <w:tcW w:type="dxa" w:w="4320"/>
+          </w:tcPr>
+          <w:p>
+            <w:r/>
+            <w:r>
+              <w:t>골든셋 · 예시 질문</w:t>
+            </w:r>
+          </w:p>
+        </w:tc>
+        <w:tc>
+          <w:tcPr>
+            <w:tcW w:type="dxa" w:w="4320"/>
+          </w:tcPr>
+          <w:p>
+            <w:r/>
+            <w:r>
+              <w:t>정답 3문항(베타국 취약점 평가 기한 · 무선 업데이트 설치 전 확인 · 감마연합 보안 사고 보고 기한) + 거절 1문항(알파국 사이버 보안 — 알파국에는 사이버 보안 문서가 없음) 추가 → 16문항(정답 11 · 거절 5). 예시 질문에 「베타국 소프트웨어 업데이트 보안 요건은?」 추가</w:t>
+            </w:r>
+          </w:p>
+        </w:tc>
+      </w:tr>
+    </w:tbl>
+    <w:p>
+      <w:pPr>
+        <w:pStyle w:val="Heading2"/>
+      </w:pPr>
+      <w:r>
+        <w:t>11.3 참고 — 실제 규제 동향에 대해</w:t>
+      </w:r>
+    </w:p>
+    <w:p>
+      <w:r>
+        <w:t xml:space="preserve">건설기계를 포함한 기계류에 사이버 보안 요건이 새로 들어오는 흐름이 있다는 것이 이번 요청의 취지로 보입니다. 다만 어느 나라의 어떤 규정이 언제부터 건설기계에 적용되는지는 이 기획서에서 확인하지 않았으므로 </w:t>
+      </w:r>
+      <w:r>
+        <w:rPr>
+          <w:b/>
+        </w:rPr>
+        <w:t>규정 이름 · 조항 번호 · 시행일을 적지 않습니다.</w:t>
+      </w:r>
+      <w:r>
+        <w:t xml:space="preserve"> 실제 문서는 인증팀이 확보한 원문을 「② 지식 문서」에 분야 「사이버 보안」으로 넣으면 같은 방식(근거 한정 · 인용 · 거절)으로 답합니다.</w:t>
+      </w:r>
+    </w:p>
+    <w:p>
+      <w:pPr>
+        <w:pStyle w:val="Heading2"/>
+      </w:pPr>
+      <w:r>
+        <w:t>11.4 남은 확인</w:t>
+      </w:r>
+    </w:p>
+    <w:p>
+      <w:pPr>
+        <w:pStyle w:val="ListBullet"/>
+      </w:pPr>
+      <w:r>
+        <w:t xml:space="preserve">사이버 보안 문서의 </w:t>
+      </w:r>
+      <w:r>
+        <w:rPr>
+          <w:b/>
+        </w:rPr>
+        <w:t>형식</w:t>
+      </w:r>
+      <w:r>
+        <w:t xml:space="preserve"> — 규정 본문 외에 사내 보안 점검표 · SBOM 목록(엑셀) 같은 표 자료도 근거로 쓰실 계획인가요? 표는 지금 「칸 | 칸」 줄로만 들어가므로, 많다면 표 전용 나누기를 2단계에 넣겠습니다.</w:t>
+      </w:r>
+    </w:p>
+    <w:p>
+      <w:pPr>
+        <w:pStyle w:val="ListBullet"/>
+      </w:pPr>
+      <w:r>
+        <w:t xml:space="preserve">질문에서 분야를 읽는 낱말(11.2) 가운데 </w:t>
+      </w:r>
+      <w:r>
+        <w:rPr>
+          <w:b/>
+        </w:rPr>
+        <w:t>「보안」 · 「암호화」가 다른 뜻으로 자주 쓰이는지</w:t>
+      </w:r>
+      <w:r>
+        <w:t>(예: 물리 보안 · 도난 방지) 알려 주세요. 그렇다면 그 낱말은 분야 판별에서 빼겠습니다.</w:t>
+      </w:r>
+    </w:p>
+    <w:p>
+      <w:pPr>
+        <w:pStyle w:val="ListBullet"/>
+      </w:pPr>
+      <w:r>
+        <w:t>사이버 보안을 다시 나눌지(예: 차량 통신 · 원격 관리 · 제어기 소프트웨어) — 지금은 한 분야입니다.</w:t>
       </w:r>
     </w:p>
     <w:p>

--- a/docs/01_프로젝트_기획서.docx
+++ b/docs/01_프로젝트_기획서.docx
@@ -197,16 +197,7 @@
           <w:p>
             <w:r/>
             <w:r>
-              <w:t xml:space="preserve">초안 v0.2 (2026-09-30 오후) — 수강생 추가 요청으로 인증 분야에 </w:t>
-            </w:r>
-            <w:r>
-              <w:rPr>
-                <w:b/>
-              </w:rPr>
-              <w:t>사이버 보안(Cybersecurity)</w:t>
-            </w:r>
-            <w:r>
-              <w:t xml:space="preserve"> 추가(11장). v0.1: 패들릿 설계 본문 + Claude·ChatGPT 기획서 2종을 한 문서로 종합, 1단계 = 브라우저에서 도는 근거 한정 RAG(조항 단위 나누기 · BM25 · 근거 판정 · 인용 강제 프롬프트 · 답 사후 검증 · 되묻기 · 답이 있는 후속 질문 · 기록 · 골든셋), 2단계 = M365 폴더 연동 · 팀 공유 · 사내 LLM 자동 검증 · Python/팔란티어 운영</w:t>
+              <w:t>초안 v0.2 (2026-09-30 오후) — 수강생 추가 요청으로 인증 분야에 사이버 보안(Cybersecurity) 추가(11장). v0.1: 패들릿 설계 본문 + Claude·ChatGPT 기획서 2종을 한 문서로 종합, 1단계 = 브라우저에서 도는 근거 한정 RAG(조항 단위 나누기 · BM25 · 근거 판정 · 인용 강제 프롬프트 · 답 사후 검증 · 되묻기 · 답이 있는 후속 질문 · 기록 · 골든셋), 2단계 = M365 폴더 연동 · 팀 공유 · 사내 LLM 자동 검증 · Python/팔란티어 운영</w:t>
             </w:r>
           </w:p>
         </w:tc>

--- a/docs/01_프로젝트_기획서.docx
+++ b/docs/01_프로젝트_기획서.docx
@@ -198,6 +198,9 @@
             <w:r/>
             <w:r>
               <w:t>초안 v0.2 (2026-09-30 오후) — 수강생 추가 요청으로 인증 분야에 사이버 보안(Cybersecurity) 추가(11장). v0.1: 패들릿 설계 본문 + Claude·ChatGPT 기획서 2종을 한 문서로 종합, 1단계 = 브라우저에서 도는 근거 한정 RAG(조항 단위 나누기 · BM25 · 근거 판정 · 인용 강제 프롬프트 · 답 사후 검증 · 되묻기 · 답이 있는 후속 질문 · 기록 · 골든셋), 2단계 = M365 폴더 연동 · 팀 공유 · 사내 LLM 자동 검증 · Python/팔란티어 운영</w:t>
+            </w:r>
+            <w:r>
+              <w:t xml:space="preserve"> 같은 날 오류 신고 1건(가상 샘플 넣기 뒤 화면 이동) 수정(12장).</w:t>
             </w:r>
           </w:p>
         </w:tc>
@@ -3627,6 +3630,141 @@
         <w:pStyle w:val="Heading1"/>
       </w:pPr>
       <w:r>
+        <w:t>12. 2026-09-30 오류 신고 반영</w:t>
+      </w:r>
+    </w:p>
+    <w:p>
+      <w:pPr>
+        <w:pStyle w:val="Quote"/>
+      </w:pPr>
+      <w:r>
+        <w:rPr>
+          <w:b/>
+        </w:rPr>
+        <w:t>[오류] 가상샘플 규정 넣기 기능 오류</w:t>
+      </w:r>
+      <w:r>
+        <w:t xml:space="preserve"> (2026-09-30 07:14 UTC, 패들릿)</w:t>
+      </w:r>
+    </w:p>
+    <w:p>
+      <w:pPr>
+        <w:pStyle w:val="Quote"/>
+      </w:pPr>
+      <w:r>
+        <w:t>가상샘플 규정 넣기를 선택하면 화면이 질문하기로 넘어 갑니다. 확인 및 보완을 요청 합니다</w:t>
+      </w:r>
+    </w:p>
+    <w:tbl>
+      <w:tblPr>
+        <w:tblStyle w:val="TableGrid"/>
+        <w:tblW w:type="auto" w:w="0"/>
+        <w:tblLook w:firstColumn="1" w:firstRow="1" w:lastColumn="0" w:lastRow="0" w:noHBand="0" w:noVBand="1" w:val="04A0"/>
+      </w:tblPr>
+      <w:tblGrid>
+        <w:gridCol w:w="4320"/>
+        <w:gridCol w:w="4320"/>
+      </w:tblGrid>
+      <w:tr>
+        <w:tc>
+          <w:tcPr>
+            <w:tcW w:type="dxa" w:w="4320"/>
+          </w:tcPr>
+          <w:p>
+            <w:r>
+              <w:rPr>
+                <w:b/>
+              </w:rPr>
+              <w:t>항목</w:t>
+            </w:r>
+          </w:p>
+        </w:tc>
+        <w:tc>
+          <w:tcPr>
+            <w:tcW w:type="dxa" w:w="4320"/>
+          </w:tcPr>
+          <w:p>
+            <w:r>
+              <w:rPr>
+                <w:b/>
+              </w:rPr>
+              <w:t>내용</w:t>
+            </w:r>
+          </w:p>
+        </w:tc>
+      </w:tr>
+      <w:tr>
+        <w:tc>
+          <w:tcPr>
+            <w:tcW w:type="dxa" w:w="4320"/>
+          </w:tcPr>
+          <w:p>
+            <w:r>
+              <w:t>원인</w:t>
+            </w:r>
+          </w:p>
+        </w:tc>
+        <w:tc>
+          <w:tcPr>
+            <w:tcW w:type="dxa" w:w="4320"/>
+          </w:tcPr>
+          <w:p>
+            <w:r>
+              <w:t>샘플을 넣는 함수가 어느 화면에서 눌렀든 끝에 주소를 ① 질문하기(#/ask)로 바꿨습니다. 처음 만들 때 「시작」 버튼 한 곳만 생각하고 ② 지식 문서의 「가상 샘플 규정 넣기」와 ④ 골든셋 점검의 「시작」에도 같은 함수를 붙여, 넣은 결과를 보려던 화면에서 벗어났습니다</w:t>
+            </w:r>
+          </w:p>
+        </w:tc>
+      </w:tr>
+      <w:tr>
+        <w:tc>
+          <w:tcPr>
+            <w:tcW w:type="dxa" w:w="4320"/>
+          </w:tcPr>
+          <w:p>
+            <w:r>
+              <w:t>고친 것</w:t>
+            </w:r>
+          </w:p>
+        </w:tc>
+        <w:tc>
+          <w:tcPr>
+            <w:tcW w:type="dxa" w:w="4320"/>
+          </w:tcPr>
+          <w:p>
+            <w:r>
+              <w:t>누른 화면에 그대로 머뭅니다. ② 지식 문서에서는 「가상 샘플 규정 N개를 넣었습니다」 확인 상자(새로 넣은 수 · 이미 있어 원본으로 다시 넣은 수 · 문서 코드)가 문서 표 위에 나오고, 상자의 「① 질문하기에서 예시 질문 보기」로 넘어갈 수 있습니다. ① · ④ 의 빈 화면 「시작」도 각각 그 화면에 머뭅니다</w:t>
+            </w:r>
+          </w:p>
+        </w:tc>
+      </w:tr>
+      <w:tr>
+        <w:tc>
+          <w:tcPr>
+            <w:tcW w:type="dxa" w:w="4320"/>
+          </w:tcPr>
+          <w:p>
+            <w:r>
+              <w:t>확인</w:t>
+            </w:r>
+          </w:p>
+        </w:tc>
+        <w:tc>
+          <w:tcPr>
+            <w:tcW w:type="dxa" w:w="4320"/>
+          </w:tcPr>
+          <w:p>
+            <w:r>
+              <w:t>로직 테스트(새로 넣음 / 다시 넣음 구분, 사용자 문서 보존)와 헤드리스 브라우저 점검 test/sample-load.browser.mjs(11항목). 고치기 전 코드로 되돌리면 브라우저 5항목 · 로직 1항목이 실패하는 것을 확인했습니다</w:t>
+            </w:r>
+          </w:p>
+        </w:tc>
+      </w:tr>
+    </w:tbl>
+    <w:p>
+      <w:pPr>
+        <w:pStyle w:val="Heading1"/>
+      </w:pPr>
+      <w:r>
         <w:t>부록. 제출 원문 요약</w:t>
       </w:r>
     </w:p>
